--- a/___Практика/Доки_практика_11.05.26/Отчет_по_Учебной_Практике_Ишанкулова_1.docx
+++ b/___Практика/Доки_практика_11.05.26/Отчет_по_Учебной_Практике_Ишанкулова_1.docx
@@ -3837,7 +3837,18 @@
           <w:bCs/>
           <w:rtl w:val="0"/>
         </w:rPr>
-        <w:t>2. Разработка серверной части (Backend)</w:t>
+        <w:t>2. Разработка серверной части (Bac</w:t>
+      </w:r>
+      <w:bookmarkStart w:id="3" w:name="_GoBack"/>
+      <w:bookmarkEnd w:id="3"/>
+      <w:r>
+        <w:rPr>
+          <w:rFonts w:hint="default"/>
+          <w:b/>
+          <w:bCs/>
+          <w:rtl w:val="0"/>
+        </w:rPr>
+        <w:t>kend)</w:t>
       </w:r>
     </w:p>
     <w:p>
@@ -32689,9 +32700,9 @@
           <w:sz w:val="22"/>
           <w:szCs w:val="22"/>
           <w:rtl w:val="0"/>
-          <w:lang w:val="ru-RU"/>
-        </w:rPr>
-        <w:t>проиводственной</w:t>
+          <w:lang w:val="en-US"/>
+        </w:rPr>
+        <w:t>производственной</w:t>
       </w:r>
       <w:r>
         <w:rPr>
@@ -32705,8 +32716,6 @@
         </w:rPr>
         <w:t xml:space="preserve"> </w:t>
       </w:r>
-      <w:bookmarkStart w:id="3" w:name="_GoBack"/>
-      <w:bookmarkEnd w:id="3"/>
       <w:r>
         <w:rPr>
           <w:b/>
